--- a/docs/cpiv-jcf/submission/manuscript_jcf_supplement.docx
+++ b/docs/cpiv-jcf/submission/manuscript_jcf_supplement.docx
@@ -1655,7 +1655,7 @@
               <w:jc w:val="left"/>
             </w:pPr>
             <w:r>
-              <w:t xml:space="preserve">Synchronisation tolerance</w:t>
+              <w:t xml:space="preserve">Synchronization tolerance</w:t>
             </w:r>
           </w:p>
         </w:tc>
@@ -1719,7 +1719,7 @@
               <w:jc w:val="left"/>
             </w:pPr>
             <w:r>
-              <w:t xml:space="preserve">0.10 percentage points, fixed before any result</w:t>
+              <w:t xml:space="preserve">0.10 percentage points, declared in the design addendum</w:t>
             </w:r>
           </w:p>
         </w:tc>
@@ -1771,7 +1771,7 @@
               <w:jc w:val="left"/>
             </w:pPr>
             <w:r>
-              <w:t xml:space="preserve">endpoint widened by half a tick; spot +1 bp; rate +5 bp; spot timestamp −3 s; resolution scale halved to 0.5 tick; synchronisation tolerance relaxed to 5 s</w:t>
+              <w:t xml:space="preserve">endpoint widened by half a tick; spot +1 bp; rate +5 bp; spot timestamp −3 s; resolution scale halved to 0.5 tick; synchronization tolerance relaxed to 5 s</w:t>
             </w:r>
           </w:p>
         </w:tc>
@@ -1838,7 +1838,7 @@
           <w:i/>
           <w:iCs/>
         </w:rPr>
-        <w:t xml:space="preserve">Note: every value was fixed in the pre-registration addendum before the replication sweep was run.</w:t>
+        <w:t xml:space="preserve">Note: every value is declared in the design addendum. The addendum’s first version in the repository history is dated after the replication sweep outputs were generated; this paper does not claim that the values were fixed before those outputs were read (Section 5.1).</w:t>
       </w:r>
     </w:p>
     <w:bookmarkEnd w:id="10"/>
@@ -2236,7 +2236,7 @@
         <w:t xml:space="preserve"> </w:t>
       </w:r>
       <w:r>
-        <w:t xml:space="preserve">rules of the pre-registration addendum read the frontier at the primary</w:t>
+        <w:t xml:space="preserve">rules of the design addendum read the frontier at the primary</w:t>
       </w:r>
       <w:r>
         <w:t xml:space="preserve"> </w:t>
@@ -2248,7 +2248,7 @@
         <w:t xml:space="preserve"> </w:t>
       </w:r>
       <w:r>
-        <w:t xml:space="preserve">intermediate points; the other rows are in the released artefact.</w:t>
+        <w:t xml:space="preserve">intermediate points; the other rows are in the released artifact.</w:t>
       </w:r>
     </w:p>
     <w:p>
@@ -2275,13 +2275,7 @@
         <w:t xml:space="preserve"> </w:t>
       </w:r>
       <w:r>
-        <w:t xml:space="preserve">encodes the six rules of the pre-registration</w:t>
-      </w:r>
-      <w:r>
-        <w:t xml:space="preserve"> </w:t>
-      </w:r>
-      <w:r>
-        <w:t xml:space="preserve">addendum and reads only the replication-seed records of the sweep outputs. R3</w:t>
+        <w:t xml:space="preserve">encodes the six rules of the design addendum and reads only the replication-seed records of the sweep outputs. R3</w:t>
       </w:r>
       <w:r>
         <w:t xml:space="preserve"> </w:t>
@@ -2317,7 +2311,7 @@
           <w:b/>
           <w:bCs/>
         </w:rPr>
-        <w:t xml:space="preserve">B.5 Artefacts.</w:t>
+        <w:t xml:space="preserve">B.5 Artifacts.</w:t>
       </w:r>
       <w:r>
         <w:t xml:space="preserve"> </w:t>

--- a/docs/cpiv-jcf/submission/manuscript_jcf_supplement.docx
+++ b/docs/cpiv-jcf/submission/manuscript_jcf_supplement.docx
@@ -1655,19 +1655,19 @@
               <w:jc w:val="left"/>
             </w:pPr>
             <w:r>
-              <w:t xml:space="preserve">Synchronization tolerance</w:t>
-            </w:r>
-          </w:p>
-        </w:tc>
-        <w:tc>
-          <w:tcPr/>
-          <w:p>
-            <w:pPr>
-              <w:pStyle w:val="Compact"/>
-              <w:jc w:val="left"/>
-            </w:pPr>
-            <w:r>
-              <w:t xml:space="preserve">2 s for call–put, call–spot and put–spot lags</w:t>
+              <w:t xml:space="preserve">Finite shock</w:t>
+            </w:r>
+          </w:p>
+        </w:tc>
+        <w:tc>
+          <w:tcPr/>
+          <w:p>
+            <w:pPr>
+              <w:pStyle w:val="Compact"/>
+              <w:jc w:val="left"/>
+            </w:pPr>
+            <w:r>
+              <w:t xml:space="preserve">one tick of the quote grid (0.01 in the base market, 0.05 in the coarse-tick specification), applied to each leg’s midpoint price, up and down</w:t>
             </w:r>
           </w:p>
         </w:tc>
@@ -1681,19 +1681,19 @@
               <w:jc w:val="left"/>
             </w:pPr>
             <w:r>
-              <w:t xml:space="preserve">Tolerance grid</w:t>
-            </w:r>
-          </w:p>
-        </w:tc>
-        <w:tc>
-          <w:tcPr/>
-          <w:p>
-            <w:pPr>
-              <w:pStyle w:val="Compact"/>
-              <w:jc w:val="left"/>
-            </w:pPr>
-            <w:r>
-              <w:t xml:space="preserve">0.05 / 0.10 / 0.25 percentage points, all reported</w:t>
+              <w:t xml:space="preserve">Synchronization tolerance</w:t>
+            </w:r>
+          </w:p>
+        </w:tc>
+        <w:tc>
+          <w:tcPr/>
+          <w:p>
+            <w:pPr>
+              <w:pStyle w:val="Compact"/>
+              <w:jc w:val="left"/>
+            </w:pPr>
+            <w:r>
+              <w:t xml:space="preserve">2 s for call–put, call–spot and put–spot lags</w:t>
             </w:r>
           </w:p>
         </w:tc>
@@ -1707,19 +1707,19 @@
               <w:jc w:val="left"/>
             </w:pPr>
             <w:r>
-              <w:t xml:space="preserve">Primary tolerance</w:t>
-            </w:r>
-          </w:p>
-        </w:tc>
-        <w:tc>
-          <w:tcPr/>
-          <w:p>
-            <w:pPr>
-              <w:pStyle w:val="Compact"/>
-              <w:jc w:val="left"/>
-            </w:pPr>
-            <w:r>
-              <w:t xml:space="preserve">0.10 percentage points, declared in the addendum</w:t>
+              <w:t xml:space="preserve">Tolerance grid</w:t>
+            </w:r>
+          </w:p>
+        </w:tc>
+        <w:tc>
+          <w:tcPr/>
+          <w:p>
+            <w:pPr>
+              <w:pStyle w:val="Compact"/>
+              <w:jc w:val="left"/>
+            </w:pPr>
+            <w:r>
+              <w:t xml:space="preserve">0.05 / 0.10 / 0.25 percentage points, all reported</w:t>
             </w:r>
           </w:p>
         </w:tc>
@@ -1733,19 +1733,19 @@
               <w:jc w:val="left"/>
             </w:pPr>
             <w:r>
-              <w:t xml:space="preserve">Certification displacement</w:t>
-            </w:r>
-          </w:p>
-        </w:tc>
-        <w:tc>
-          <w:tcPr/>
-          <w:p>
-            <w:pPr>
-              <w:pStyle w:val="Compact"/>
-              <w:jc w:val="left"/>
-            </w:pPr>
-            <w:r>
-              <w:t xml:space="preserve">the larger distance from the midpoint CPIV to either endpoint of the endpoint range is at most the tolerance</w:t>
+              <w:t xml:space="preserve">Primary tolerance</w:t>
+            </w:r>
+          </w:p>
+        </w:tc>
+        <w:tc>
+          <w:tcPr/>
+          <w:p>
+            <w:pPr>
+              <w:pStyle w:val="Compact"/>
+              <w:jc w:val="left"/>
+            </w:pPr>
+            <w:r>
+              <w:t xml:space="preserve">0.10 percentage points, declared in the addendum</w:t>
             </w:r>
           </w:p>
         </w:tc>
@@ -1759,6 +1759,32 @@
               <w:jc w:val="left"/>
             </w:pPr>
             <w:r>
+              <w:t xml:space="preserve">Certification displacement</w:t>
+            </w:r>
+          </w:p>
+        </w:tc>
+        <w:tc>
+          <w:tcPr/>
+          <w:p>
+            <w:pPr>
+              <w:pStyle w:val="Compact"/>
+              <w:jc w:val="left"/>
+            </w:pPr>
+            <w:r>
+              <w:t xml:space="preserve">the larger distance from the midpoint CPIV to either endpoint of the endpoint range is at most the tolerance</w:t>
+            </w:r>
+          </w:p>
+        </w:tc>
+      </w:tr>
+      <w:tr>
+        <w:tc>
+          <w:tcPr/>
+          <w:p>
+            <w:pPr>
+              <w:pStyle w:val="Compact"/>
+              <w:jc w:val="left"/>
+            </w:pPr>
+            <w:r>
               <w:t xml:space="preserve">Sign band</w:t>
             </w:r>
           </w:p>
@@ -1771,7 +1797,7 @@
               <w:jc w:val="left"/>
             </w:pPr>
             <w:r>
-              <w:t xml:space="preserve">0.05 percentage points</w:t>
+              <w:t xml:space="preserve">0.05 percentage points; the sign-disagreement count omits truths smaller in magnitude than the band</w:t>
             </w:r>
           </w:p>
         </w:tc>
@@ -1864,7 +1890,7 @@
           <w:i/>
           <w:iCs/>
         </w:rPr>
-        <w:t xml:space="preserve">Note: every value is declared in the addendum, dated before the replication sweep; Section 5.1 gives the provenance.</w:t>
+        <w:t xml:space="preserve">Note: every value is declared in the addendum, dated 22 October 2026, the same day as the sweep manifest; Section 5.1 gives the provenance.</w:t>
       </w:r>
     </w:p>
     <w:bookmarkEnd w:id="10"/>
@@ -1988,7 +2014,7 @@
         <w:t xml:space="preserve"> </w:t>
       </w:r>
       <w:r>
-        <w:t xml:space="preserve">under both declared shocks; a finite endpoint range over the four bid–ask</w:t>
+        <w:t xml:space="preserve">at both shocks of one tick applied to each leg’s midpoint; a finite endpoint range over the four bid–ask</w:t>
       </w:r>
       <w:r>
         <w:t xml:space="preserve"> </w:t>
@@ -2154,7 +2180,7 @@
         <w:t xml:space="preserve"> </w:t>
       </w:r>
       <w:r>
-        <w:t xml:space="preserve">the development draw at k = 0 which is excluded from every tally.</w:t>
+        <w:t xml:space="preserve">the development draw at k = 0, excluded from every tally except R3 and R6, which are computed on its seed.</w:t>
       </w:r>
     </w:p>
     <w:p>
@@ -2220,55 +2246,43 @@
         <w:t xml:space="preserve"> </w:t>
       </w:r>
       <w:r>
-        <w:t xml:space="preserve">Add-one p-values. That axis contains the protocol tolerance grid of Table S2</w:t>
-      </w:r>
-      <w:r>
-        <w:t xml:space="preserve"> </w:t>
-      </w:r>
-      <w:r>
-        <w:t xml:space="preserve">plus intermediate points so the curve can be drawn; it is an evaluation</w:t>
-      </w:r>
-      <w:r>
-        <w:t xml:space="preserve"> </w:t>
-      </w:r>
-      <w:r>
-        <w:t xml:space="preserve">axis, not the grid. The grid itself is 0.05, 0.10 and 0.25 percentage points,</w:t>
-      </w:r>
-      <w:r>
-        <w:t xml:space="preserve"> </w:t>
-      </w:r>
-      <w:r>
-        <w:t xml:space="preserve">and the 0.50-point evaluation is an additional tolerance specification used</w:t>
-      </w:r>
-      <w:r>
-        <w:t xml:space="preserve"> </w:t>
-      </w:r>
-      <w:r>
-        <w:t xml:space="preserve">in the sweep (Section 5.3), not part of the grid. Certification and</w:t>
-      </w:r>
-      <w:r>
-        <w:t xml:space="preserve"> </w:t>
-      </w:r>
-      <w:r>
-        <w:t xml:space="preserve">the reported coverages are governed by the grid alone, and the decision</w:t>
-      </w:r>
-      <w:r>
-        <w:t xml:space="preserve"> </w:t>
-      </w:r>
-      <w:r>
-        <w:t xml:space="preserve">rules of the addendum read the frontier at the primary</w:t>
-      </w:r>
-      <w:r>
-        <w:t xml:space="preserve"> </w:t>
-      </w:r>
-      <w:r>
-        <w:t xml:space="preserve">tolerance only, 0.10 pp. Table 3 shows the grid points that certify plus two</w:t>
-      </w:r>
-      <w:r>
-        <w:t xml:space="preserve"> </w:t>
-      </w:r>
-      <w:r>
-        <w:t xml:space="preserve">intermediate points; the other rows are in the released artefact.</w:t>
+        <w:t xml:space="preserve">Add-one p-values. The tolerance grid of Table S2 is 0.05, 0.10 and 0.25</w:t>
+      </w:r>
+      <w:r>
+        <w:t xml:space="preserve"> </w:t>
+      </w:r>
+      <w:r>
+        <w:t xml:space="preserve">percentage points. The points 0.075, 0.15 and 0.20 are added only so the</w:t>
+      </w:r>
+      <w:r>
+        <w:t xml:space="preserve"> </w:t>
+      </w:r>
+      <w:r>
+        <w:t xml:space="preserve">curve can be drawn. The point 0.50 is also a tolerance specification in the</w:t>
+      </w:r>
+      <w:r>
+        <w:t xml:space="preserve"> </w:t>
+      </w:r>
+      <w:r>
+        <w:t xml:space="preserve">sweep (Section 5.3). Certification and the reported coverages use the grid</w:t>
+      </w:r>
+      <w:r>
+        <w:t xml:space="preserve"> </w:t>
+      </w:r>
+      <w:r>
+        <w:t xml:space="preserve">alone, and the decision rules of the addendum read the frontier at the</w:t>
+      </w:r>
+      <w:r>
+        <w:t xml:space="preserve"> </w:t>
+      </w:r>
+      <w:r>
+        <w:t xml:space="preserve">primary tolerance only, 0.10 pp. Table 3 shows the grid points that certify plus two</w:t>
+      </w:r>
+      <w:r>
+        <w:t xml:space="preserve"> </w:t>
+      </w:r>
+      <w:r>
+        <w:t xml:space="preserve">intermediate points; the other rows are in the released artifact.</w:t>
       </w:r>
     </w:p>
     <w:p>
@@ -2295,13 +2309,7 @@
         <w:t xml:space="preserve"> </w:t>
       </w:r>
       <w:r>
-        <w:t xml:space="preserve">encodes the six rules of the addendum</w:t>
-      </w:r>
-      <w:r>
-        <w:t xml:space="preserve"> </w:t>
-      </w:r>
-      <w:r>
-        <w:t xml:space="preserve">addendum and reads only the sweep and study outputs.</w:t>
+        <w:t xml:space="preserve">encodes the six declared rules and reads only the sweep and study outputs.</w:t>
       </w:r>
     </w:p>
     <w:p>
@@ -2313,7 +2321,7 @@
           <w:b/>
           <w:bCs/>
         </w:rPr>
-        <w:t xml:space="preserve">B.5 Artefacts.</w:t>
+        <w:t xml:space="preserve">B.5 Artifacts.</w:t>
       </w:r>
       <w:r>
         <w:t xml:space="preserve"> </w:t>

--- a/docs/cpiv-jcf/submission/manuscript_jcf_supplement.docx
+++ b/docs/cpiv-jcf/submission/manuscript_jcf_supplement.docx
@@ -1890,7 +1890,7 @@
           <w:i/>
           <w:iCs/>
         </w:rPr>
-        <w:t xml:space="preserve">Note: every value is declared in the addendum, dated 22 October 2026, the same day as the sweep manifest; Section 5.1 gives the provenance.</w:t>
+        <w:t xml:space="preserve">Note: the settings are declared in the addendum, dated 22 October 2026, except two. The finite shock is one tick of the quote grid; it is set in the protocol code and stated in Section 3.3, and the addendum does not list it. The displacement definition is in the preregistration document, not the addendum. Section 5.1 gives the provenance.</w:t>
       </w:r>
     </w:p>
     <w:bookmarkEnd w:id="10"/>
